--- a/doc/SOFD Core - AD Writeback Agent.docx
+++ b/doc/SOFD Core - AD Writeback Agent.docx
@@ -2066,6 +2066,9 @@
           <w:p>
             <w:pPr>
               <w:cnfStyle w:val="000000000000" w:firstRow="0" w:lastRow="0" w:firstColumn="0" w:lastColumn="0" w:oddVBand="0" w:evenVBand="0" w:oddHBand="0" w:evenHBand="0" w:firstRowFirstColumn="0" w:firstRowLastColumn="0" w:lastRowFirstColumn="0" w:lastRowLastColumn="0"/>
+              <w:rPr>
+                <w:lang w:val="da-DK"/>
+              </w:rPr>
             </w:pPr>
             <w:r>
               <w:rPr>
@@ -2074,6 +2077,9 @@
               <w:t>OU=Kultur,OU=Administration,OU=Kommune,DC=digitalidentity,DC=dk</w:t>
             </w:r>
             <w:r>
+              <w:rPr>
+                <w:lang w:val="da-DK"/>
+              </w:rPr>
               <w:t>;</w:t>
             </w:r>
             <w:r>
@@ -2083,15 +2089,10 @@
               <w:t xml:space="preserve"> </w:t>
             </w:r>
             <w:r>
-              <w:t xml:space="preserve">OU=IT </w:t>
-            </w:r>
-            <w:proofErr w:type="spellStart"/>
-            <w:r>
-              <w:t>og</w:t>
-            </w:r>
-            <w:proofErr w:type="spellEnd"/>
-            <w:r>
-              <w:t xml:space="preserve"> Digitalisering,OU=Administration,OU=Kommune,DC=digitalidentity,DC=dk</w:t>
+              <w:rPr>
+                <w:lang w:val="da-DK"/>
+              </w:rPr>
+              <w:t>OU=IT og Digitalisering,OU=Administration,OU=Kommune,DC=digitalidentity,DC=dk</w:t>
             </w:r>
           </w:p>
         </w:tc>
@@ -2104,85 +2105,11 @@
             <w:pPr>
               <w:cnfStyle w:val="000000000000" w:firstRow="0" w:lastRow="0" w:firstColumn="0" w:lastColumn="0" w:oddVBand="0" w:evenVBand="0" w:oddHBand="0" w:evenHBand="0" w:firstRowFirstColumn="0" w:firstRowLastColumn="0" w:lastRowFirstColumn="0" w:lastRowLastColumn="0"/>
             </w:pPr>
-            <w:proofErr w:type="spellStart"/>
-            <w:r>
-              <w:t>Ansatte</w:t>
-            </w:r>
-            <w:proofErr w:type="spellEnd"/>
-            <w:r>
-              <w:t xml:space="preserve"> </w:t>
-            </w:r>
-            <w:proofErr w:type="spellStart"/>
-            <w:r>
-              <w:t>i</w:t>
-            </w:r>
-            <w:proofErr w:type="spellEnd"/>
-            <w:r>
-              <w:t xml:space="preserve"> </w:t>
-            </w:r>
-            <w:proofErr w:type="spellStart"/>
-            <w:r>
-              <w:t>dises</w:t>
-            </w:r>
-            <w:proofErr w:type="spellEnd"/>
-            <w:r>
-              <w:t xml:space="preserve"> </w:t>
-            </w:r>
-            <w:proofErr w:type="spellStart"/>
-            <w:r>
-              <w:t>enheder</w:t>
-            </w:r>
-            <w:proofErr w:type="spellEnd"/>
-            <w:r>
-              <w:t xml:space="preserve"> </w:t>
-            </w:r>
-            <w:proofErr w:type="spellStart"/>
-            <w:r>
-              <w:t>samt</w:t>
-            </w:r>
-            <w:proofErr w:type="spellEnd"/>
-            <w:r>
-              <w:t xml:space="preserve"> </w:t>
-            </w:r>
-            <w:proofErr w:type="spellStart"/>
-            <w:r>
-              <w:t>underenheder</w:t>
-            </w:r>
-            <w:proofErr w:type="spellEnd"/>
-            <w:r>
-              <w:t xml:space="preserve"> </w:t>
-            </w:r>
-            <w:proofErr w:type="spellStart"/>
-            <w:r>
-              <w:t>undtages</w:t>
-            </w:r>
-            <w:proofErr w:type="spellEnd"/>
-            <w:r>
-              <w:t xml:space="preserve"> for </w:t>
-            </w:r>
-            <w:proofErr w:type="spellStart"/>
-            <w:r>
-              <w:t>løbende</w:t>
-            </w:r>
-            <w:proofErr w:type="spellEnd"/>
-            <w:r>
-              <w:t xml:space="preserve"> </w:t>
-            </w:r>
-            <w:proofErr w:type="spellStart"/>
-            <w:r>
-              <w:t>vedligehold</w:t>
-            </w:r>
-            <w:proofErr w:type="spellEnd"/>
-            <w:r>
-              <w:t xml:space="preserve"> </w:t>
-            </w:r>
-            <w:proofErr w:type="spellStart"/>
-            <w:r>
-              <w:t>fra</w:t>
-            </w:r>
-            <w:proofErr w:type="spellEnd"/>
-            <w:r>
-              <w:t xml:space="preserve"> SOFD core. </w:t>
+            <w:r>
+              <w:rPr>
+                <w:lang w:val="da-DK"/>
+              </w:rPr>
+              <w:t xml:space="preserve">Ansatte i dises enheder samt underenheder undtages for løbende vedligehold fra SOFD core. </w:t>
             </w:r>
             <w:proofErr w:type="spellStart"/>
             <w:r>
@@ -2279,22 +2206,15 @@
           <w:p>
             <w:pPr>
               <w:cnfStyle w:val="000000000000" w:firstRow="0" w:lastRow="0" w:firstColumn="0" w:lastColumn="0" w:oddVBand="0" w:evenVBand="0" w:oddHBand="0" w:evenHBand="0" w:firstRowFirstColumn="0" w:firstRowLastColumn="0" w:lastRowFirstColumn="0" w:lastRowLastColumn="0"/>
+              <w:rPr>
+                <w:lang w:val="da-DK"/>
+              </w:rPr>
             </w:pPr>
-            <w:proofErr w:type="spellStart"/>
-            <w:r>
-              <w:t>Hvis</w:t>
-            </w:r>
-            <w:proofErr w:type="spellEnd"/>
-            <w:r>
-              <w:t xml:space="preserve"> True </w:t>
-            </w:r>
-            <w:proofErr w:type="spellStart"/>
-            <w:r>
-              <w:t>og</w:t>
-            </w:r>
-            <w:proofErr w:type="spellEnd"/>
-            <w:r>
-              <w:t xml:space="preserve"> </w:t>
+            <w:r>
+              <w:rPr>
+                <w:lang w:val="da-DK"/>
+              </w:rPr>
+              <w:t xml:space="preserve">Hvis True og </w:t>
             </w:r>
             <w:r>
               <w:rPr>
@@ -2303,103 +2223,10 @@
               <w:t>ActiveDirectoryEnableAttributeUpdate</w:t>
             </w:r>
             <w:r>
-              <w:t xml:space="preserve"> </w:t>
-            </w:r>
-            <w:proofErr w:type="spellStart"/>
-            <w:r>
-              <w:t>også</w:t>
-            </w:r>
-            <w:proofErr w:type="spellEnd"/>
-            <w:r>
-              <w:t xml:space="preserve"> er sat </w:t>
-            </w:r>
-            <w:proofErr w:type="spellStart"/>
-            <w:r>
-              <w:t>til</w:t>
-            </w:r>
-            <w:proofErr w:type="spellEnd"/>
-            <w:r>
-              <w:t xml:space="preserve"> True, </w:t>
-            </w:r>
-            <w:proofErr w:type="spellStart"/>
-            <w:r>
-              <w:t>bliver</w:t>
-            </w:r>
-            <w:proofErr w:type="spellEnd"/>
-            <w:r>
-              <w:t xml:space="preserve"> “manager” </w:t>
-            </w:r>
-            <w:proofErr w:type="spellStart"/>
-            <w:r>
-              <w:t>attributten</w:t>
-            </w:r>
-            <w:proofErr w:type="spellEnd"/>
-            <w:r>
-              <w:t xml:space="preserve"> </w:t>
-            </w:r>
-            <w:proofErr w:type="spellStart"/>
-            <w:r>
-              <w:t>på</w:t>
-            </w:r>
-            <w:proofErr w:type="spellEnd"/>
-            <w:r>
-              <w:t xml:space="preserve"> </w:t>
-            </w:r>
-            <w:proofErr w:type="spellStart"/>
-            <w:r>
-              <w:t>brugernes</w:t>
-            </w:r>
-            <w:proofErr w:type="spellEnd"/>
-            <w:r>
-              <w:t xml:space="preserve"> AD-</w:t>
-            </w:r>
-            <w:proofErr w:type="spellStart"/>
-            <w:r>
-              <w:t>konti</w:t>
-            </w:r>
-            <w:proofErr w:type="spellEnd"/>
-            <w:r>
-              <w:t xml:space="preserve"> </w:t>
-            </w:r>
-            <w:proofErr w:type="spellStart"/>
-            <w:r>
-              <w:t>opdateret</w:t>
-            </w:r>
-            <w:proofErr w:type="spellEnd"/>
-            <w:r>
-              <w:t xml:space="preserve"> med </w:t>
-            </w:r>
-            <w:proofErr w:type="spellStart"/>
-            <w:r>
-              <w:t>lederen</w:t>
-            </w:r>
-            <w:proofErr w:type="spellEnd"/>
-            <w:r>
-              <w:t xml:space="preserve"> for den </w:t>
-            </w:r>
-            <w:proofErr w:type="spellStart"/>
-            <w:r>
-              <w:t>primære</w:t>
-            </w:r>
-            <w:proofErr w:type="spellEnd"/>
-            <w:r>
-              <w:t xml:space="preserve"> </w:t>
-            </w:r>
-            <w:proofErr w:type="spellStart"/>
-            <w:r>
-              <w:t>ansættelse</w:t>
-            </w:r>
-            <w:proofErr w:type="spellEnd"/>
-            <w:r>
-              <w:t xml:space="preserve"> </w:t>
-            </w:r>
-            <w:proofErr w:type="spellStart"/>
-            <w:r>
-              <w:t>i</w:t>
-            </w:r>
-            <w:proofErr w:type="spellEnd"/>
-            <w:r>
-              <w:t xml:space="preserve"> SOFD Core.</w:t>
+              <w:rPr>
+                <w:lang w:val="da-DK"/>
+              </w:rPr>
+              <w:t xml:space="preserve"> også er sat til True, bliver “manager” attributten på brugernes AD-konti opdateret med lederen for den primære ansættelse i SOFD Core.</w:t>
             </w:r>
           </w:p>
         </w:tc>
@@ -2451,266 +2278,22 @@
           <w:p>
             <w:pPr>
               <w:cnfStyle w:val="000000000000" w:firstRow="0" w:lastRow="0" w:firstColumn="0" w:lastColumn="0" w:oddVBand="0" w:evenVBand="0" w:oddHBand="0" w:evenHBand="0" w:firstRowFirstColumn="0" w:firstRowLastColumn="0" w:lastRowFirstColumn="0" w:lastRowLastColumn="0"/>
+              <w:rPr>
+                <w:lang w:val="da-DK"/>
+              </w:rPr>
             </w:pPr>
-            <w:proofErr w:type="spellStart"/>
-            <w:r>
-              <w:t>Hvis</w:t>
-            </w:r>
-            <w:proofErr w:type="spellEnd"/>
-            <w:r>
-              <w:t xml:space="preserve"> </w:t>
-            </w:r>
-            <w:proofErr w:type="spellStart"/>
-            <w:r>
-              <w:t>angivet</w:t>
-            </w:r>
-            <w:proofErr w:type="spellEnd"/>
-            <w:r>
-              <w:t xml:space="preserve">, </w:t>
-            </w:r>
-            <w:proofErr w:type="spellStart"/>
-            <w:r>
-              <w:t>vedligeholder</w:t>
-            </w:r>
-            <w:proofErr w:type="spellEnd"/>
-            <w:r>
-              <w:t xml:space="preserve"> </w:t>
-            </w:r>
-            <w:proofErr w:type="spellStart"/>
-            <w:r>
-              <w:t>agenten</w:t>
-            </w:r>
-            <w:proofErr w:type="spellEnd"/>
-            <w:r>
-              <w:t xml:space="preserve"> </w:t>
-            </w:r>
-            <w:proofErr w:type="spellStart"/>
-            <w:r>
-              <w:t>kun</w:t>
-            </w:r>
-            <w:proofErr w:type="spellEnd"/>
-            <w:r>
-              <w:t xml:space="preserve"> manager </w:t>
-            </w:r>
-            <w:proofErr w:type="spellStart"/>
-            <w:r>
-              <w:t>feltet</w:t>
-            </w:r>
-            <w:proofErr w:type="spellEnd"/>
-            <w:r>
-              <w:t xml:space="preserve"> </w:t>
-            </w:r>
-            <w:proofErr w:type="spellStart"/>
-            <w:r>
-              <w:t>på</w:t>
-            </w:r>
-            <w:proofErr w:type="spellEnd"/>
-            <w:r>
-              <w:t xml:space="preserve"> </w:t>
-            </w:r>
-            <w:proofErr w:type="spellStart"/>
-            <w:r>
-              <w:t>brugere</w:t>
-            </w:r>
-            <w:proofErr w:type="spellEnd"/>
-            <w:r>
-              <w:t xml:space="preserve"> </w:t>
-            </w:r>
-            <w:proofErr w:type="spellStart"/>
-            <w:r>
-              <w:t>som</w:t>
-            </w:r>
-            <w:proofErr w:type="spellEnd"/>
-            <w:r>
-              <w:t xml:space="preserve"> </w:t>
-            </w:r>
-            <w:proofErr w:type="spellStart"/>
-            <w:r>
-              <w:t>har</w:t>
-            </w:r>
-            <w:proofErr w:type="spellEnd"/>
-            <w:r>
-              <w:t xml:space="preserve"> </w:t>
-            </w:r>
-            <w:proofErr w:type="spellStart"/>
-            <w:r>
-              <w:t>en</w:t>
-            </w:r>
-            <w:proofErr w:type="spellEnd"/>
-            <w:r>
-              <w:t xml:space="preserve"> </w:t>
-            </w:r>
-            <w:proofErr w:type="spellStart"/>
-            <w:r>
-              <w:t>primær</w:t>
-            </w:r>
-            <w:proofErr w:type="spellEnd"/>
-            <w:r>
-              <w:t xml:space="preserve"> affiliation </w:t>
-            </w:r>
-            <w:proofErr w:type="spellStart"/>
-            <w:r>
-              <w:t>fra</w:t>
-            </w:r>
-            <w:proofErr w:type="spellEnd"/>
-            <w:r>
-              <w:t xml:space="preserve"> </w:t>
-            </w:r>
-            <w:proofErr w:type="spellStart"/>
-            <w:r>
-              <w:t>denne</w:t>
-            </w:r>
-            <w:proofErr w:type="spellEnd"/>
-            <w:r>
-              <w:t xml:space="preserve"> master. </w:t>
-            </w:r>
-            <w:proofErr w:type="spellStart"/>
-            <w:r>
-              <w:t>Flere</w:t>
-            </w:r>
-            <w:proofErr w:type="spellEnd"/>
-            <w:r>
-              <w:t xml:space="preserve"> </w:t>
-            </w:r>
-            <w:proofErr w:type="spellStart"/>
-            <w:r>
-              <w:t>værdier</w:t>
-            </w:r>
-            <w:proofErr w:type="spellEnd"/>
-            <w:r>
-              <w:t xml:space="preserve"> </w:t>
-            </w:r>
-            <w:proofErr w:type="spellStart"/>
-            <w:r>
-              <w:t>kan</w:t>
-            </w:r>
-            <w:proofErr w:type="spellEnd"/>
-            <w:r>
-              <w:t xml:space="preserve"> </w:t>
-            </w:r>
-            <w:proofErr w:type="spellStart"/>
-            <w:r>
-              <w:t>angives</w:t>
-            </w:r>
-            <w:proofErr w:type="spellEnd"/>
-            <w:r>
-              <w:t xml:space="preserve"> </w:t>
-            </w:r>
-            <w:proofErr w:type="spellStart"/>
-            <w:r>
-              <w:t>adskilt</w:t>
-            </w:r>
-            <w:proofErr w:type="spellEnd"/>
-            <w:r>
-              <w:t xml:space="preserve"> med semicolon.</w:t>
-            </w:r>
-            <w:r>
+            <w:r>
+              <w:rPr>
+                <w:lang w:val="da-DK"/>
+              </w:rPr>
+              <w:t>Hvis angivet, vedligeholder agenten kun manager feltet på brugere som har en primær affiliation fra denne master. Flere værdier kan angives adskilt med semicolon.</w:t>
+            </w:r>
+            <w:r>
+              <w:rPr>
+                <w:lang w:val="da-DK"/>
+              </w:rPr>
               <w:br/>
-              <w:t xml:space="preserve">Kan </w:t>
-            </w:r>
-            <w:proofErr w:type="spellStart"/>
-            <w:r>
-              <w:t>anvendes</w:t>
-            </w:r>
-            <w:proofErr w:type="spellEnd"/>
-            <w:r>
-              <w:t xml:space="preserve"> </w:t>
-            </w:r>
-            <w:proofErr w:type="spellStart"/>
-            <w:r>
-              <w:t>hvis</w:t>
-            </w:r>
-            <w:proofErr w:type="spellEnd"/>
-            <w:r>
-              <w:t xml:space="preserve"> man </w:t>
-            </w:r>
-            <w:proofErr w:type="spellStart"/>
-            <w:r>
-              <w:t>f.eks</w:t>
-            </w:r>
-            <w:proofErr w:type="spellEnd"/>
-            <w:r>
-              <w:t xml:space="preserve">. </w:t>
-            </w:r>
-            <w:proofErr w:type="spellStart"/>
-            <w:r>
-              <w:t>ikke</w:t>
-            </w:r>
-            <w:proofErr w:type="spellEnd"/>
-            <w:r>
-              <w:t xml:space="preserve"> </w:t>
-            </w:r>
-            <w:proofErr w:type="spellStart"/>
-            <w:r>
-              <w:t>ønsker</w:t>
-            </w:r>
-            <w:proofErr w:type="spellEnd"/>
-            <w:r>
-              <w:t xml:space="preserve"> at manager </w:t>
-            </w:r>
-            <w:proofErr w:type="spellStart"/>
-            <w:r>
-              <w:t>feltet</w:t>
-            </w:r>
-            <w:proofErr w:type="spellEnd"/>
-            <w:r>
-              <w:t xml:space="preserve"> </w:t>
-            </w:r>
-            <w:proofErr w:type="spellStart"/>
-            <w:r>
-              <w:t>skal</w:t>
-            </w:r>
-            <w:proofErr w:type="spellEnd"/>
-            <w:r>
-              <w:t xml:space="preserve"> </w:t>
-            </w:r>
-            <w:proofErr w:type="spellStart"/>
-            <w:r>
-              <w:t>udfyldes</w:t>
-            </w:r>
-            <w:proofErr w:type="spellEnd"/>
-            <w:r>
-              <w:t xml:space="preserve"> for </w:t>
-            </w:r>
-            <w:proofErr w:type="spellStart"/>
-            <w:r>
-              <w:t>eksterne</w:t>
-            </w:r>
-            <w:proofErr w:type="spellEnd"/>
-            <w:r>
-              <w:t xml:space="preserve"> </w:t>
-            </w:r>
-            <w:proofErr w:type="spellStart"/>
-            <w:r>
-              <w:t>brugere</w:t>
-            </w:r>
-            <w:proofErr w:type="spellEnd"/>
-            <w:r>
-              <w:t xml:space="preserve"> </w:t>
-            </w:r>
-            <w:proofErr w:type="spellStart"/>
-            <w:r>
-              <w:t>som</w:t>
-            </w:r>
-            <w:proofErr w:type="spellEnd"/>
-            <w:r>
-              <w:t xml:space="preserve"> er </w:t>
-            </w:r>
-            <w:proofErr w:type="spellStart"/>
-            <w:r>
-              <w:t>oprettet</w:t>
-            </w:r>
-            <w:proofErr w:type="spellEnd"/>
-            <w:r>
-              <w:t xml:space="preserve"> </w:t>
-            </w:r>
-            <w:proofErr w:type="spellStart"/>
-            <w:r>
-              <w:t>direkte</w:t>
-            </w:r>
-            <w:proofErr w:type="spellEnd"/>
-            <w:r>
-              <w:t xml:space="preserve"> via SOFD Core.</w:t>
+              <w:t>Kan anvendes hvis man f.eks. ikke ønsker at manager feltet skal udfyldes for eksterne brugere som er oprettet direkte via SOFD Core.</w:t>
             </w:r>
           </w:p>
         </w:tc>
@@ -3196,6 +2779,72 @@
           </w:p>
         </w:tc>
       </w:tr>
+      <w:tr>
+        <w:tc>
+          <w:tcPr>
+            <w:cnfStyle w:val="001000000000" w:firstRow="0" w:lastRow="0" w:firstColumn="1" w:lastColumn="0" w:oddVBand="0" w:evenVBand="0" w:oddHBand="0" w:evenHBand="0" w:firstRowFirstColumn="0" w:firstRowLastColumn="0" w:lastRowFirstColumn="0" w:lastRowLastColumn="0"/>
+            <w:tcW w:w="3823" w:type="dxa"/>
+            <w:shd w:val="clear" w:color="auto" w:fill="auto"/>
+          </w:tcPr>
+          <w:p>
+            <w:pPr>
+              <w:rPr>
+                <w:b w:val="0"/>
+                <w:bCs w:val="0"/>
+                <w:lang w:val="da-DK"/>
+              </w:rPr>
+            </w:pPr>
+            <w:r>
+              <w:rPr>
+                <w:b w:val="0"/>
+                <w:bCs w:val="0"/>
+                <w:lang w:val="da-DK"/>
+              </w:rPr>
+              <w:t>FullSyncCron</w:t>
+            </w:r>
+          </w:p>
+        </w:tc>
+        <w:tc>
+          <w:tcPr>
+            <w:tcW w:w="2409" w:type="dxa"/>
+            <w:shd w:val="clear" w:color="auto" w:fill="auto"/>
+          </w:tcPr>
+          <w:p>
+            <w:pPr>
+              <w:cnfStyle w:val="000000000000" w:firstRow="0" w:lastRow="0" w:firstColumn="0" w:lastColumn="0" w:oddVBand="0" w:evenVBand="0" w:oddHBand="0" w:evenHBand="0" w:firstRowFirstColumn="0" w:firstRowLastColumn="0" w:lastRowFirstColumn="0" w:lastRowLastColumn="0"/>
+              <w:rPr>
+                <w:lang w:val="da-DK"/>
+              </w:rPr>
+            </w:pPr>
+            <w:r>
+              <w:rPr>
+                <w:lang w:val="da-DK"/>
+              </w:rPr>
+              <w:t>0 30 3 ? * *</w:t>
+            </w:r>
+          </w:p>
+        </w:tc>
+        <w:tc>
+          <w:tcPr>
+            <w:tcW w:w="3396" w:type="dxa"/>
+            <w:shd w:val="clear" w:color="auto" w:fill="auto"/>
+          </w:tcPr>
+          <w:p>
+            <w:pPr>
+              <w:cnfStyle w:val="000000000000" w:firstRow="0" w:lastRow="0" w:firstColumn="0" w:lastColumn="0" w:oddVBand="0" w:evenVBand="0" w:oddHBand="0" w:evenHBand="0" w:firstRowFirstColumn="0" w:firstRowLastColumn="0" w:lastRowFirstColumn="0" w:lastRowLastColumn="0"/>
+              <w:rPr>
+                <w:lang w:val="da-DK"/>
+              </w:rPr>
+            </w:pPr>
+            <w:r>
+              <w:rPr>
+                <w:lang w:val="da-DK"/>
+              </w:rPr>
+              <w:t>Cron udtryk, der angiver hvornår der skal køres en fuld synkronisering. Default er hver nat kl. 03:30 som i eksemplet til venstre.</w:t>
+            </w:r>
+          </w:p>
+        </w:tc>
+      </w:tr>
     </w:tbl>
     <w:p>
       <w:pPr>
@@ -4097,6 +3746,7 @@
         <w:rPr>
           <w:lang w:val="da-DK"/>
         </w:rPr>
+        <w:lastRenderedPageBreak/>
         <w:t>En ”affiliation” er et tilhørsforhold, og en medarbejder kan have flere tilhørsforhold (fx flere ansættelser). Når man laver en mapning på denne måde, så vælges det tilhørsforhold som er opmærket som det primære i SOFD.</w:t>
       </w:r>
     </w:p>
@@ -4146,7 +3796,6 @@
         <w:rPr>
           <w:lang w:val="da-DK"/>
         </w:rPr>
-        <w:lastRenderedPageBreak/>
         <w:t>Find den enhed som tilhørsforholdet er knyttet til</w:t>
       </w:r>
     </w:p>
